--- a/📝文章/20260821/周四002_巴列卡诺vs阿拉维斯_头条版.docx
+++ b/📝文章/20260821/周四002_巴列卡诺vs阿拉维斯_头条版.docx
@@ -52,7 +52,7 @@
           <w:color w:val="333333"/>
           <w:sz w:val="22"/>
         </w:rPr>
-        <w:t>阿拉维斯首轮3-0大胜赫塔费，暂列西甲第2，热度直接拉满；巴列卡诺首轮1-2客场告负，0分垫底第18。表面看，这是一支大胜的球队，客场挑战一支刚输球的球队。很多人第一反应是"客队状态好，至少不败"。</w:t>
+        <w:t>阿拉维斯这队，首轮3-0把赫塔费收拾得明明白白，现在排第二。巴列卡诺呢，首轮客场1-2输给塞维利亚，一分没拿，排到第18去了。光看这俩排名，谁都会觉得客队更有底气。</w:t>
       </w:r>
     </w:p>
     <w:p>
@@ -66,7 +66,7 @@
           <w:color w:val="333333"/>
           <w:sz w:val="22"/>
         </w:rPr>
-        <w:t>但后台模型跑完，这场藏着被大多数人忽略的变量：历史交锋。近10次交手，巴列卡诺7胜3负，一场平局都没有；近4次坐镇主场打阿拉维斯，1-0、1-0、2-0、2-0，全胜。客队的热度是新的，主队的压制是旧的。新热度撞上老克星，到底谁赢？</w:t>
+        <w:t>但翻翻这两队的历史账本，事情就不太一样了。近10次交手，巴列卡诺赢了7场，输了3场，关键是一局平局都没有。主场打阿拉维斯，连着4次全赢，比分就俩：1-0、2-0。你说阿拉维斯新赛季状态热，可对面这队，天生就是它的克星。</w:t>
       </w:r>
     </w:p>
     <w:p>
@@ -80,7 +80,7 @@
           <w:color w:val="0E6655"/>
           <w:sz w:val="26"/>
         </w:rPr>
-        <w:t>🔪 第一刀：量化基本面，主场龙对客场虫</w:t>
+        <w:t>先掰扯数据</w:t>
       </w:r>
     </w:p>
     <w:p>
@@ -94,7 +94,7 @@
           <w:color w:val="333333"/>
           <w:sz w:val="22"/>
         </w:rPr>
-        <w:t>先看数据。巴列卡诺近10个主场6胜3平1负，主场是基本盘，场均进1.2球、失1.3球；阿拉维斯近10场战况5胜3平2负确实更漂亮，但拆开看：客场4胜3平3负，抗压能力平平，场均进1.5球、失0.9球。大胜的底色是主场，客场的成色要打问号。</w:t>
+        <w:t>巴列卡诺最近10个主场，6胜3平1负，主场这关是它吃饭的家伙。场均进1.2丢1.3，不算好看，但能赢球。阿拉维斯最近10场5胜3平2负，账面更漂亮，可你要拆开看客场：4胜3平3负，一般般。场均进1.5丢0.9，这数字是含了首轮那场3-0的水分的。大胜是主场踢出来的，客场啥水平，还真不好说。</w:t>
       </w:r>
     </w:p>
     <w:p>
@@ -108,7 +108,7 @@
           <w:color w:val="333333"/>
           <w:sz w:val="22"/>
         </w:rPr>
-        <w:t>伤停这边，阿拉维斯主力后卫F. Garcés停赛，防空和二点球保护直接打折。巴列卡诺暂无伤停，但射手高度集中。Álvaro García一个人进了全队100%的球，被锁死就难破门。</w:t>
+        <w:t>伤停这边，阿拉维斯主力后卫F. Garcés停赛，防空和二点球保护直接打折。巴列卡诺暂无伤停，但进球全靠一个人扛，Álvaro García，全队100%的球都是他进的，他被盯死了，这队就哑火。</w:t>
       </w:r>
     </w:p>
     <w:p>
@@ -122,7 +122,7 @@
           <w:color w:val="0E6655"/>
           <w:sz w:val="26"/>
         </w:rPr>
-        <w:t>🔪 第二刀：战术克制，风格压制有数据支撑</w:t>
+        <w:t>打法对位，历史账本对得上</w:t>
       </w:r>
     </w:p>
     <w:p>
@@ -136,7 +136,7 @@
           <w:color w:val="333333"/>
           <w:sz w:val="22"/>
         </w:rPr>
-        <w:t>巴列卡诺主场是高位逼抢+肋部快速推进的打法，专克中下游球队的阵地推进；阿拉维斯客场习惯收缩打反击，后卫减员后更不敢压出去。这套对位，和近10次交锋的结果对得上：7胜3负，主场4连胜，全是1-2球的小胜。</w:t>
+        <w:t>巴列卡诺主场那套高位逼抢，专门收拾后场出球不利索的队。阿拉维斯客场本来就爱缩着打反击，现在后卫还停了一个，更不敢跟主队对攻了。这套打法对位，跟近10次交锋的结果完全对得上。</w:t>
       </w:r>
     </w:p>
     <w:p>
@@ -150,7 +150,7 @@
           <w:color w:val="333333"/>
           <w:sz w:val="22"/>
         </w:rPr>
-        <w:t>最关键的信号是：交锋0平局。近10次交手要么主胜、要么客胜，一场都没平过。市场却给平局开了31.2%的概率，这个定价有明显水分。</w:t>
+        <w:t>这里有个信号挺扎眼：两队近10次交手，0场平局。要么你赢，要么我赢，就是没有平手。可机构给平局定了31.2%的概率，拿什么撑起来的？交锋记录里可找不到依据。</w:t>
       </w:r>
     </w:p>
     <w:p>
@@ -164,7 +164,7 @@
           <w:color w:val="0E6655"/>
           <w:sz w:val="26"/>
         </w:rPr>
-        <w:t>🔪 第三刀：市场博弈，题材热度没换来真金白银</w:t>
+        <w:t>题材热归热，数据端没跟着热</w:t>
       </w:r>
     </w:p>
     <w:p>
@@ -178,7 +178,7 @@
           <w:color w:val="333333"/>
           <w:sz w:val="22"/>
         </w:rPr>
-        <w:t>客队带着3-0大胜的题材，数据端给了什么？客胜定价从3.70降到3.58，只是象征性降水；主胜维持在2.01的低阻力（市场隐含44.1%），根本没破2.0。机构借客队热度分流主胜筹码的意图很明显，并未真正倒向客队。</w:t>
+        <w:t>客队3-0大胜，题材这么热，数据端反应了啥？客胜从3.70降到3.58，就意思了一下；主胜一直钉在2.01，市场隐含44.1%，压根没破2.0。机构拿客队的热度当幌子，主胜的筹码该收还是收。</w:t>
       </w:r>
     </w:p>
     <w:p>
@@ -192,7 +192,7 @@
           <w:color w:val="333333"/>
           <w:sz w:val="22"/>
         </w:rPr>
-        <w:t>再看得分预期：主队让一球，净胜2球才19.3%，市场54.7%看客队+1不败。这和历史交锋"全胜但都是小胜"的形态完全吻合。总进球盘2球最低3.20，市场强烈预期1-2球小比分，这也和历史交锋场均1.6球互相印证。</w:t>
+        <w:t>再看让球。主队让一球，净胜两球才19.3%的可能，机构54.7%押客队+1不败。这不是没道理，历史交锋主队全赢，但都是1球、2球的小胜，就没打过3球。总进球2球定价最低（3.20），机构明摆着看小，跟两队交锋场均1.6球对上了。</w:t>
       </w:r>
     </w:p>
     <w:p>
@@ -301,7 +301,7 @@
           <w:color w:val="333333"/>
           <w:sz w:val="22"/>
         </w:rPr>
-        <w:t>后台模型跑完（λ主1.45 / λ客0.95，H2H克星修正）：巴列卡诺胜48.7%、平局26.6%、阿拉维斯胜24.7%、大2.5概率43.0%。模型主胜比市场高4.6个百分点，平局比市场低4.6个百分点。核心分歧就是平局的水分。客胜两边完全一致，没有价值信号。</w:t>
+        <w:t>后台模型跑完，λ主1.45对λ客0.95，巴列卡诺胜率48.7%，平局26.6%，阿拉维斯24.7%。模型的主胜比机构定价高了4.6个点，平局低了4.6个点。分歧就出在平局上，模型觉得机构给的平局概率虚高。客胜两边倒是没啥差距，没便宜可捡。</w:t>
       </w:r>
     </w:p>
     <w:p>
@@ -368,7 +368,7 @@
           <w:color w:val="333333"/>
           <w:sz w:val="22"/>
         </w:rPr>
-        <w:t>外媒方向一致看主队不败：Sports Mole倾向主队小胜，Dailysports数学模型给主队45-50%，Meczyki对主队让一球能否净胜两球持保留。唯一分歧在净胜幅度。有外媒喊"主队大胜"，但历史交锋全胜都是1-2球小胜，大胜是外媒的乐观，不是数据的结论。</w:t>
+        <w:t>外媒这边，方向倒是出奇一致，全看主队不败。Sports Mole说主队小胜，Dailysports的模型给主队45-50%，Meczyki对让一球能不能净胜两球不太放心。分歧只在赢几个。有外媒喊大胜，我看悬，历史交锋全是1-2球的小胜，大胜是外媒的乐观，不是数据的底牌。</w:t>
       </w:r>
     </w:p>
     <w:p>
@@ -396,7 +396,7 @@
           <w:color w:val="333333"/>
           <w:sz w:val="22"/>
         </w:rPr>
-        <w:t>说白了，这场的基本盘就一句话：克星压制+主场优势+对手后卫停赛，三个因素叠加，主队不败概率约75%。但主胜Edge只有4.6pp，中价值，不是强信号。巴列卡诺首轮刚输球、射手被锁死就难破门，别把这场当"闭眼赢"看。</w:t>
+        <w:t>反正我的判断：克星压制、主场优势、对手后卫停赛，三条叠一起，主队不败概率能到75%。但主胜的定价优势只有4.6个点，中规中矩，不是那种闭着眼都能上的强信号。巴列卡诺首轮刚输球，进攻又单点依赖，这场的底气，一大半是历史交锋给的，一小半才是自己踢出来的。老实说，我心里也没底，上赛季我也信过一次"克星"，被狠狠打过脸。</w:t>
       </w:r>
     </w:p>
     <w:p>
@@ -410,7 +410,7 @@
           <w:color w:val="333333"/>
           <w:sz w:val="22"/>
         </w:rPr>
-        <w:t>让球方向更清楚：主队让-1净胜2球只有19.3%概率，客队+1有价值。历史交锋4个主场2场净胜1球、2场净胜2球，让一球正好卡在走盘边缘，没有便宜可占。</w:t>
+        <w:t>让球这边更直白。主队让一球，要净胜两球才算赢下，可历史4个主场就2场净胜2球，另外2场只赢1个。让一球正好卡在走盘的边儿上，占不到便宜。你要是问我让球玩不玩，我的态度就俩字：算了。</w:t>
       </w:r>
     </w:p>
     <w:p>
@@ -438,7 +438,7 @@
           <w:color w:val="333333"/>
           <w:sz w:val="22"/>
         </w:rPr>
-        <w:t>剧本A（主队控制小胜，约45%）：巴列卡诺主场高压压制，阿拉维斯收缩+后防减员顶不住，1-0/2-0，历史交锋最熟悉的剧本。→ 支持主胜、小球。</w:t>
+        <w:t>剧本A（主队控制小胜，约45%）：巴列卡诺主场压着打，阿拉维斯缩着守还缺人，1-0或者2-0，这是两队历史交锋里最常见的剧情。这种走法，主胜加小球。</w:t>
       </w:r>
     </w:p>
     <w:p>
@@ -452,7 +452,7 @@
           <w:color w:val="333333"/>
           <w:sz w:val="22"/>
         </w:rPr>
-        <w:t>剧本B（闷平或客队偷袭，约30%）：巴列卡诺破密集乏力，前60分钟打不开，0-0/1-1；若被阿拉维斯反击得手，0-1。→ 支持平局、小球、冷门方向。</w:t>
+        <w:t>剧本B（闷平或客队偷袭，约30%）：主队破密集防守的老毛病犯了，前60分钟打不开局面，0-0或者1-1；要是被阿拉维斯反击偷一个，就是0-1。这种走法，平局加小球，冷门方向留意。</w:t>
       </w:r>
     </w:p>
     <w:p>
@@ -466,7 +466,21 @@
           <w:color w:val="333333"/>
           <w:sz w:val="22"/>
         </w:rPr>
-        <w:t>剧本C（客队爆冷，约25%）：阿拉维斯延续首轮状态，M.Díaz领衔反击，1-2。→ 支持客胜。概率低但题材真实，别完全无视。</w:t>
+        <w:t>剧本C（客队爆冷，约25%）：阿拉维斯把首轮的状态带到客场，M.Díaz反击得手，1-2。概率不高，但人家首轮3-0是真的踢出来的，别当不存在。</w:t>
+      </w:r>
+    </w:p>
+    <w:p>
+      <w:pPr>
+        <w:spacing w:after="120"/>
+      </w:pPr>
+      <w:r>
+        <w:rPr>
+          <w:rFonts w:ascii="微软雅黑" w:hAnsi="微软雅黑" w:eastAsia="微软雅黑"/>
+          <w:b w:val="0"/>
+          <w:color w:val="333333"/>
+          <w:sz w:val="22"/>
+        </w:rPr>
+        <w:t>写到这里我自己都想笑：三个剧本加起来，我还是在说"主队大概率赢但赢得不轻松"。看球这事就这样，分析来分析去，最后都是废话文学。算了，直接上结论。</w:t>
       </w:r>
     </w:p>
     <w:p>
@@ -533,7 +547,7 @@
           <w:color w:val="333333"/>
           <w:sz w:val="22"/>
         </w:rPr>
-        <w:t>推荐比分：首选 1-0（14.1%）→ 次选 2-0（10.2%）→ 留意 1-1（9.9%）。冷门方向 0-1（7.4%）。四重落脚：方向 主队保平争胜（不败75%）｜门槛 主队让-1难净胜两球，客队+1有价值｜进球 胶着小比分1-2球｜比分 1-0/2-0/1-1。</w:t>
+        <w:t>推荐比分：首选 1-0（14.1%）→ 次选 2-0（10.2%）→ 留意 1-1（9.9%）。冷门方向 0-1（7.4%）。四重落脚：方向看主队保平争胜（不败75%）；门槛看主队让-1难净胜两球，客队+1有支撑；进球看胶着小比分1-2球；比分首选1-0，次选2-0，防范1-1。</w:t>
       </w:r>
     </w:p>
     <w:p>
@@ -561,7 +575,7 @@
           <w:color w:val="333333"/>
           <w:sz w:val="22"/>
         </w:rPr>
-        <w:t>近10次交锋一场平局都没有，市场却把平局定到31.2%。你们觉得是交锋规律要终结了，还是市场这次又看走眼？评论区留个比分，赛后回来验证。我先来——我押1-0，理由：克星主场全胜的剧本，最不容易被改写。</w:t>
+        <w:t>近10次交锋一场平局都没有，机构却把平局定到31.2%。你说这规律该终结了，还是机构这次看走眼了？评论区留个比分，赛后回来验证。我先押1-0，克星主场连赢4次，翻盘的剧本写不出来。</w:t>
       </w:r>
     </w:p>
     <w:p>

--- a/📝文章/20260821/周四002_巴列卡诺vs阿拉维斯_头条版.docx
+++ b/📝文章/20260821/周四002_巴列卡诺vs阿拉维斯_头条版.docx
@@ -606,6 +606,20 @@
         <w:t>纯属个人瞎琢磨，理性看球，远离赌博。</w:t>
       </w:r>
     </w:p>
+    <w:p>
+      <w:pPr>
+        <w:spacing w:after="120"/>
+      </w:pPr>
+      <w:r>
+        <w:rPr>
+          <w:rFonts w:ascii="微软雅黑" w:hAnsi="微软雅黑" w:eastAsia="微软雅黑"/>
+          <w:b w:val="0"/>
+          <w:color w:val="888888"/>
+          <w:sz w:val="18"/>
+        </w:rPr>
+        <w:t>注：本文为基于两队技战术、历史数据与赛事背景的客观模型推演，仅供足球运动战术探讨与交流，请理性看待比赛。</w:t>
+      </w:r>
+    </w:p>
     <w:sectPr>
       <w:pgSz w:w="12240" w:h="15840"/>
       <w:pgMar w:top="1440" w:right="1800" w:bottom="1440" w:left="1800" w:header="720" w:footer="720" w:gutter="0"/>

--- a/📝文章/20260821/周四002_巴列卡诺vs阿拉维斯_头条版.docx
+++ b/📝文章/20260821/周四002_巴列卡诺vs阿拉维斯_头条版.docx
@@ -589,21 +589,7 @@
           <w:color w:val="888888"/>
           <w:sz w:val="18"/>
         </w:rPr>
-        <w:t>数据来源：竞彩官方及新球体育（titan007）。</w:t>
-      </w:r>
-    </w:p>
-    <w:p>
-      <w:pPr>
-        <w:spacing w:after="120"/>
-      </w:pPr>
-      <w:r>
-        <w:rPr>
-          <w:rFonts w:ascii="微软雅黑" w:hAnsi="微软雅黑" w:eastAsia="微软雅黑"/>
-          <w:b w:val="0"/>
-          <w:color w:val="888888"/>
-          <w:sz w:val="18"/>
-        </w:rPr>
-        <w:t>纯属个人瞎琢磨，理性看球，远离赌博。</w:t>
+        <w:t>数据来源：竞彩官方。</w:t>
       </w:r>
     </w:p>
     <w:p>
